--- a/src/db/seed-data/docs/module16-link-cong-cu.docx
+++ b/src/db/seed-data/docs/module16-link-cong-cu.docx
@@ -359,7 +359,7 @@
           <w:color w:val="6B7280"/>
           <w:sz w:val="20"/>
         </w:rPr>
-        <w:t xml:space="preserve">Thay các phần [trong ngoặc vuông] bằng thông tin của bạn.</w:t>
+        <w:t xml:space="preserve">Thay các phần [trong ngoặc vuông] bằng thông tin của bạn. Khi dán vào công cụ AI nên dùng bản tiếng Anh (EN); bản dịch tiếng Việt giúp hiểu nội dung.</w:t>
       </w:r>
     </w:p>
     <w:p>
